--- a/app/static/plantillas/04 ACTA DE CIERRE.docx
+++ b/app/static/plantillas/04 ACTA DE CIERRE.docx
@@ -53,7 +53,22 @@
           <w:sz w:val="16"/>
         </w:rPr>
         <w:tab/>
-        <w:t>{{ logo }}</w:t>
+      </w:r>
+      <w:proofErr w:type="gramStart"/>
+      <w:r>
+        <w:rPr>
+          <w:b/>
+          <w:sz w:val="16"/>
+        </w:rPr>
+        <w:t>{{ logo</w:t>
+      </w:r>
+      <w:proofErr w:type="gramEnd"/>
+      <w:r>
+        <w:rPr>
+          <w:b/>
+          <w:sz w:val="16"/>
+        </w:rPr>
+        <w:t xml:space="preserve"> }}</w:t>
       </w:r>
     </w:p>
     <w:p>
@@ -182,13 +197,59 @@
         </w:rPr>
         <w:t xml:space="preserve"> </w:t>
       </w:r>
+      <w:proofErr w:type="gramStart"/>
       <w:r>
         <w:rPr>
           <w:rFonts w:ascii="Arial" w:hAnsi="Arial"/>
           <w:b/>
           <w:sz w:val="16"/>
         </w:rPr>
-        <w:t>{{ col_municipio }}</w:t>
+        <w:t xml:space="preserve">{{ </w:t>
+      </w:r>
+      <w:proofErr w:type="spellStart"/>
+      <w:r>
+        <w:rPr>
+          <w:rFonts w:ascii="Arial" w:hAnsi="Arial"/>
+          <w:b/>
+          <w:sz w:val="16"/>
+        </w:rPr>
+        <w:t>col</w:t>
+      </w:r>
+      <w:proofErr w:type="gramEnd"/>
+      <w:r>
+        <w:rPr>
+          <w:rFonts w:ascii="Arial" w:hAnsi="Arial"/>
+          <w:b/>
+          <w:sz w:val="16"/>
+        </w:rPr>
+        <w:t>_</w:t>
+      </w:r>
+      <w:proofErr w:type="gramStart"/>
+      <w:r>
+        <w:rPr>
+          <w:rFonts w:ascii="Arial" w:hAnsi="Arial"/>
+          <w:b/>
+          <w:sz w:val="16"/>
+        </w:rPr>
+        <w:t>municipio</w:t>
+      </w:r>
+      <w:proofErr w:type="spellEnd"/>
+      <w:r>
+        <w:rPr>
+          <w:rFonts w:ascii="Arial" w:hAnsi="Arial"/>
+          <w:b/>
+          <w:sz w:val="16"/>
+        </w:rPr>
+        <w:t xml:space="preserve"> }</w:t>
+      </w:r>
+      <w:proofErr w:type="gramEnd"/>
+      <w:r>
+        <w:rPr>
+          <w:rFonts w:ascii="Arial" w:hAnsi="Arial"/>
+          <w:b/>
+          <w:sz w:val="16"/>
+        </w:rPr>
+        <w:t>}</w:t>
       </w:r>
     </w:p>
     <w:p>
@@ -200,12 +261,53 @@
           <w:sz w:val="16"/>
         </w:rPr>
       </w:pPr>
+      <w:proofErr w:type="gramStart"/>
       <w:r>
         <w:rPr>
           <w:rFonts w:ascii="Arial Black" w:hAnsi="Arial Black"/>
           <w:sz w:val="16"/>
         </w:rPr>
-        <w:t>{{ col_nombre }}</w:t>
+        <w:t xml:space="preserve">{{ </w:t>
+      </w:r>
+      <w:proofErr w:type="spellStart"/>
+      <w:r>
+        <w:rPr>
+          <w:rFonts w:ascii="Arial Black" w:hAnsi="Arial Black"/>
+          <w:sz w:val="16"/>
+        </w:rPr>
+        <w:t>col</w:t>
+      </w:r>
+      <w:proofErr w:type="gramEnd"/>
+      <w:r>
+        <w:rPr>
+          <w:rFonts w:ascii="Arial Black" w:hAnsi="Arial Black"/>
+          <w:sz w:val="16"/>
+        </w:rPr>
+        <w:t>_</w:t>
+      </w:r>
+      <w:proofErr w:type="gramStart"/>
+      <w:r>
+        <w:rPr>
+          <w:rFonts w:ascii="Arial Black" w:hAnsi="Arial Black"/>
+          <w:sz w:val="16"/>
+        </w:rPr>
+        <w:t>nombre</w:t>
+      </w:r>
+      <w:proofErr w:type="spellEnd"/>
+      <w:r>
+        <w:rPr>
+          <w:rFonts w:ascii="Arial Black" w:hAnsi="Arial Black"/>
+          <w:sz w:val="16"/>
+        </w:rPr>
+        <w:t xml:space="preserve"> }</w:t>
+      </w:r>
+      <w:proofErr w:type="gramEnd"/>
+      <w:r>
+        <w:rPr>
+          <w:rFonts w:ascii="Arial Black" w:hAnsi="Arial Black"/>
+          <w:sz w:val="16"/>
+        </w:rPr>
+        <w:t>}</w:t>
       </w:r>
     </w:p>
     <w:p>
@@ -217,12 +319,53 @@
           <w:sz w:val="16"/>
         </w:rPr>
       </w:pPr>
+      <w:proofErr w:type="gramStart"/>
       <w:r>
         <w:rPr>
           <w:rFonts w:ascii="Arial Black" w:hAnsi="Arial Black"/>
           <w:sz w:val="16"/>
         </w:rPr>
-        <w:t>{{ col_nit }}</w:t>
+        <w:t xml:space="preserve">{{ </w:t>
+      </w:r>
+      <w:proofErr w:type="spellStart"/>
+      <w:r>
+        <w:rPr>
+          <w:rFonts w:ascii="Arial Black" w:hAnsi="Arial Black"/>
+          <w:sz w:val="16"/>
+        </w:rPr>
+        <w:t>col</w:t>
+      </w:r>
+      <w:proofErr w:type="gramEnd"/>
+      <w:r>
+        <w:rPr>
+          <w:rFonts w:ascii="Arial Black" w:hAnsi="Arial Black"/>
+          <w:sz w:val="16"/>
+        </w:rPr>
+        <w:t>_</w:t>
+      </w:r>
+      <w:proofErr w:type="gramStart"/>
+      <w:r>
+        <w:rPr>
+          <w:rFonts w:ascii="Arial Black" w:hAnsi="Arial Black"/>
+          <w:sz w:val="16"/>
+        </w:rPr>
+        <w:t>nit</w:t>
+      </w:r>
+      <w:proofErr w:type="spellEnd"/>
+      <w:r>
+        <w:rPr>
+          <w:rFonts w:ascii="Arial Black" w:hAnsi="Arial Black"/>
+          <w:sz w:val="16"/>
+        </w:rPr>
+        <w:t xml:space="preserve"> }</w:t>
+      </w:r>
+      <w:proofErr w:type="gramEnd"/>
+      <w:r>
+        <w:rPr>
+          <w:rFonts w:ascii="Arial Black" w:hAnsi="Arial Black"/>
+          <w:sz w:val="16"/>
+        </w:rPr>
+        <w:t>}</w:t>
       </w:r>
     </w:p>
     <w:p>
@@ -235,13 +378,113 @@
           <w:sz w:val="16"/>
         </w:rPr>
       </w:pPr>
+      <w:proofErr w:type="gramStart"/>
       <w:r>
         <w:rPr>
           <w:rFonts w:ascii="Arial" w:hAnsi="Arial"/>
           <w:b/>
           <w:sz w:val="16"/>
         </w:rPr>
-        <w:t>{{ col_municipio }} {{ col_direccion }}</w:t>
+        <w:t xml:space="preserve">{{ </w:t>
+      </w:r>
+      <w:proofErr w:type="spellStart"/>
+      <w:r>
+        <w:rPr>
+          <w:rFonts w:ascii="Arial" w:hAnsi="Arial"/>
+          <w:b/>
+          <w:sz w:val="16"/>
+        </w:rPr>
+        <w:t>col</w:t>
+      </w:r>
+      <w:proofErr w:type="gramEnd"/>
+      <w:r>
+        <w:rPr>
+          <w:rFonts w:ascii="Arial" w:hAnsi="Arial"/>
+          <w:b/>
+          <w:sz w:val="16"/>
+        </w:rPr>
+        <w:t>_</w:t>
+      </w:r>
+      <w:proofErr w:type="gramStart"/>
+      <w:r>
+        <w:rPr>
+          <w:rFonts w:ascii="Arial" w:hAnsi="Arial"/>
+          <w:b/>
+          <w:sz w:val="16"/>
+        </w:rPr>
+        <w:t>municipio</w:t>
+      </w:r>
+      <w:proofErr w:type="spellEnd"/>
+      <w:r>
+        <w:rPr>
+          <w:rFonts w:ascii="Arial" w:hAnsi="Arial"/>
+          <w:b/>
+          <w:sz w:val="16"/>
+        </w:rPr>
+        <w:t xml:space="preserve"> }</w:t>
+      </w:r>
+      <w:proofErr w:type="gramEnd"/>
+      <w:r>
+        <w:rPr>
+          <w:rFonts w:ascii="Arial" w:hAnsi="Arial"/>
+          <w:b/>
+          <w:sz w:val="16"/>
+        </w:rPr>
+        <w:t xml:space="preserve">} </w:t>
+      </w:r>
+      <w:proofErr w:type="gramStart"/>
+      <w:r>
+        <w:rPr>
+          <w:rFonts w:ascii="Arial" w:hAnsi="Arial"/>
+          <w:b/>
+          <w:sz w:val="16"/>
+        </w:rPr>
+        <w:t xml:space="preserve">{{ </w:t>
+      </w:r>
+      <w:proofErr w:type="spellStart"/>
+      <w:r>
+        <w:rPr>
+          <w:rFonts w:ascii="Arial" w:hAnsi="Arial"/>
+          <w:b/>
+          <w:sz w:val="16"/>
+        </w:rPr>
+        <w:t>col</w:t>
+      </w:r>
+      <w:proofErr w:type="gramEnd"/>
+      <w:r>
+        <w:rPr>
+          <w:rFonts w:ascii="Arial" w:hAnsi="Arial"/>
+          <w:b/>
+          <w:sz w:val="16"/>
+        </w:rPr>
+        <w:t>_</w:t>
+      </w:r>
+      <w:proofErr w:type="gramStart"/>
+      <w:r>
+        <w:rPr>
+          <w:rFonts w:ascii="Arial" w:hAnsi="Arial"/>
+          <w:b/>
+          <w:sz w:val="16"/>
+        </w:rPr>
+        <w:t>direccion</w:t>
+      </w:r>
+      <w:proofErr w:type="spellEnd"/>
+      <w:r>
+        <w:rPr>
+          <w:rFonts w:ascii="Arial" w:hAnsi="Arial"/>
+          <w:b/>
+          <w:sz w:val="16"/>
+        </w:rPr>
+        <w:t xml:space="preserve"> }</w:t>
+      </w:r>
+      <w:proofErr w:type="gramEnd"/>
+      <w:r>
+        <w:rPr>
+          <w:rFonts w:ascii="Arial" w:hAnsi="Arial"/>
+          <w:b/>
+          <w:sz w:val="16"/>
+        </w:rPr>
+        <w:t>}</w:t>
       </w:r>
     </w:p>
     <w:p>
@@ -267,22 +510,80 @@
         <w:jc w:val="center"/>
       </w:pPr>
       <w:r>
-        <w:t>ACTA DE CIERRE Y RECEPCION DE PROPUESTAS {{ vigencia }}</w:t>
-      </w:r>
-      <w:r>
-        <w:t xml:space="preserve"> – {{ numero_proceso }}</w:t>
+        <w:t xml:space="preserve">ACTA DE CIERRE Y RECEPCION DE PROPUESTAS </w:t>
+      </w:r>
+      <w:proofErr w:type="gramStart"/>
+      <w:r>
+        <w:t>{{ vigencia</w:t>
+      </w:r>
+      <w:proofErr w:type="gramEnd"/>
+      <w:r>
+        <w:t xml:space="preserve"> }}</w:t>
+      </w:r>
+      <w:r>
+        <w:t xml:space="preserve"> – </w:t>
+      </w:r>
+      <w:proofErr w:type="gramStart"/>
+      <w:r>
+        <w:t xml:space="preserve">{{ </w:t>
+      </w:r>
+      <w:proofErr w:type="spellStart"/>
+      <w:r>
+        <w:t>numero</w:t>
+      </w:r>
+      <w:proofErr w:type="gramEnd"/>
+      <w:r>
+        <w:t>_</w:t>
+      </w:r>
+      <w:proofErr w:type="gramStart"/>
+      <w:r>
+        <w:t>proceso</w:t>
+      </w:r>
+      <w:proofErr w:type="spellEnd"/>
+      <w:r>
+        <w:t xml:space="preserve"> }</w:t>
+      </w:r>
+      <w:proofErr w:type="gramEnd"/>
+      <w:r>
+        <w:t>}</w:t>
       </w:r>
     </w:p>
     <w:p/>
     <w:p>
-      <w:r>
-        <w:t>{{ f_cierre_texto }}</w:t>
+      <w:proofErr w:type="gramStart"/>
+      <w:r>
+        <w:t xml:space="preserve">{{ </w:t>
+      </w:r>
+      <w:proofErr w:type="spellStart"/>
+      <w:r>
+        <w:t>f</w:t>
+      </w:r>
+      <w:proofErr w:type="gramEnd"/>
+      <w:r>
+        <w:t>_cierre_</w:t>
+      </w:r>
+      <w:proofErr w:type="gramStart"/>
+      <w:r>
+        <w:t>texto</w:t>
+      </w:r>
+      <w:proofErr w:type="spellEnd"/>
+      <w:r>
+        <w:t xml:space="preserve"> }</w:t>
+      </w:r>
+      <w:proofErr w:type="gramEnd"/>
+      <w:r>
+        <w:t>}</w:t>
       </w:r>
     </w:p>
     <w:p>
       <w:r>
-        <w:t>Hora 11:30 a.m</w:t>
-      </w:r>
+        <w:t xml:space="preserve">Hora 11:30 </w:t>
+      </w:r>
+      <w:proofErr w:type="spellStart"/>
+      <w:r>
+        <w:t>a.m</w:t>
+      </w:r>
+      <w:proofErr w:type="spellEnd"/>
     </w:p>
     <w:p/>
     <w:p>
@@ -292,44 +593,257 @@
       <w:r>
         <w:t xml:space="preserve">En las Instalaciones de la </w:t>
       </w:r>
+      <w:proofErr w:type="gramStart"/>
       <w:r>
         <w:rPr>
           <w:lang w:val="es-CO"/>
         </w:rPr>
-        <w:t>{{ col_nombre }}</w:t>
-      </w:r>
-      <w:r>
-        <w:t xml:space="preserve"> del Municipio de  {{ col_municipio }}, del día {{ f_cierre_texto }} Hora 11:30 a.m, se allegaron las siguientes propuestas según la invitación {{ vigencia }}</w:t>
+        <w:t xml:space="preserve">{{ </w:t>
+      </w:r>
+      <w:proofErr w:type="spellStart"/>
+      <w:r>
+        <w:rPr>
+          <w:lang w:val="es-CO"/>
+        </w:rPr>
+        <w:t>col</w:t>
+      </w:r>
+      <w:proofErr w:type="gramEnd"/>
+      <w:r>
+        <w:rPr>
+          <w:lang w:val="es-CO"/>
+        </w:rPr>
+        <w:t>_</w:t>
+      </w:r>
+      <w:proofErr w:type="gramStart"/>
+      <w:r>
+        <w:rPr>
+          <w:lang w:val="es-CO"/>
+        </w:rPr>
+        <w:t>nombre</w:t>
+      </w:r>
+      <w:proofErr w:type="spellEnd"/>
+      <w:r>
+        <w:rPr>
+          <w:lang w:val="es-CO"/>
+        </w:rPr>
+        <w:t xml:space="preserve"> }</w:t>
+      </w:r>
+      <w:proofErr w:type="gramEnd"/>
+      <w:r>
+        <w:rPr>
+          <w:lang w:val="es-CO"/>
+        </w:rPr>
+        <w:t>}</w:t>
+      </w:r>
+      <w:r>
+        <w:t xml:space="preserve"> del Municipio </w:t>
+      </w:r>
+      <w:proofErr w:type="gramStart"/>
+      <w:r>
+        <w:t xml:space="preserve">de  {{ </w:t>
+      </w:r>
+      <w:proofErr w:type="spellStart"/>
+      <w:r>
+        <w:t>col</w:t>
+      </w:r>
+      <w:proofErr w:type="gramEnd"/>
+      <w:r>
+        <w:t>_</w:t>
+      </w:r>
+      <w:proofErr w:type="gramStart"/>
+      <w:r>
+        <w:t>municipio</w:t>
+      </w:r>
+      <w:proofErr w:type="spellEnd"/>
+      <w:r>
+        <w:t xml:space="preserve"> }</w:t>
+      </w:r>
+      <w:proofErr w:type="gramEnd"/>
+      <w:r>
+        <w:t xml:space="preserve">}, del día </w:t>
+      </w:r>
+      <w:proofErr w:type="gramStart"/>
+      <w:r>
+        <w:t xml:space="preserve">{{ </w:t>
+      </w:r>
+      <w:proofErr w:type="spellStart"/>
+      <w:r>
+        <w:t>f</w:t>
+      </w:r>
+      <w:proofErr w:type="gramEnd"/>
+      <w:r>
+        <w:t>_cierre_</w:t>
+      </w:r>
+      <w:proofErr w:type="gramStart"/>
+      <w:r>
+        <w:t>texto</w:t>
+      </w:r>
+      <w:proofErr w:type="spellEnd"/>
+      <w:r>
+        <w:t xml:space="preserve"> }</w:t>
+      </w:r>
+      <w:proofErr w:type="gramEnd"/>
+      <w:r>
+        <w:t xml:space="preserve">} Hora 11:30 </w:t>
+      </w:r>
+      <w:proofErr w:type="spellStart"/>
+      <w:r>
+        <w:t>a.m</w:t>
+      </w:r>
+      <w:proofErr w:type="spellEnd"/>
+      <w:r>
+        <w:t xml:space="preserve">, se allegaron las siguientes propuestas según la invitación </w:t>
+      </w:r>
+      <w:proofErr w:type="gramStart"/>
+      <w:r>
+        <w:t>{{ vigencia</w:t>
+      </w:r>
+      <w:proofErr w:type="gramEnd"/>
+      <w:r>
+        <w:t xml:space="preserve"> }}</w:t>
       </w:r>
       <w:r>
         <w:t xml:space="preserve"> – </w:t>
       </w:r>
+      <w:proofErr w:type="gramStart"/>
       <w:r>
         <w:t xml:space="preserve">{{ </w:t>
       </w:r>
-      <w:r>
-        <w:t>numero_proceso</w:t>
-      </w:r>
-      <w:r>
-        <w:t xml:space="preserve"> }}</w:t>
-      </w:r>
-      <w:r>
-        <w:t xml:space="preserve"> {{ f_cierre_texto }} cuyo objeto era </w:t>
-      </w:r>
+      <w:proofErr w:type="spellStart"/>
+      <w:r>
+        <w:t>numero</w:t>
+      </w:r>
+      <w:proofErr w:type="gramEnd"/>
+      <w:r>
+        <w:t>_</w:t>
+      </w:r>
+      <w:proofErr w:type="gramStart"/>
+      <w:r>
+        <w:t>proceso</w:t>
+      </w:r>
+      <w:proofErr w:type="spellEnd"/>
+      <w:r>
+        <w:t xml:space="preserve"> }</w:t>
+      </w:r>
+      <w:proofErr w:type="gramEnd"/>
+      <w:r>
+        <w:t>}</w:t>
+      </w:r>
+      <w:r>
+        <w:t xml:space="preserve"> </w:t>
+      </w:r>
+      <w:proofErr w:type="gramStart"/>
+      <w:r>
+        <w:t xml:space="preserve">{{ </w:t>
+      </w:r>
+      <w:proofErr w:type="spellStart"/>
+      <w:r>
+        <w:t>f</w:t>
+      </w:r>
+      <w:proofErr w:type="gramEnd"/>
+      <w:r>
+        <w:t>_cierre_</w:t>
+      </w:r>
+      <w:proofErr w:type="gramStart"/>
+      <w:r>
+        <w:t>texto</w:t>
+      </w:r>
+      <w:proofErr w:type="spellEnd"/>
+      <w:r>
+        <w:t xml:space="preserve"> }</w:t>
+      </w:r>
+      <w:proofErr w:type="gramEnd"/>
+      <w:r>
+        <w:t xml:space="preserve">} cuyo objeto era </w:t>
+      </w:r>
+      <w:proofErr w:type="gramStart"/>
       <w:r>
         <w:rPr>
           <w:lang w:val="es-CO"/>
         </w:rPr>
-        <w:t>{{ objeto }},</w:t>
-      </w:r>
-      <w:r>
-        <w:t xml:space="preserve"> del cual, se recibieron las siguientes propuestas en la  {{ col_nombre }}</w:t>
-      </w:r>
+        <w:t>{{ objeto</w:t>
+      </w:r>
+      <w:proofErr w:type="gramEnd"/>
       <w:r>
         <w:rPr>
           <w:lang w:val="es-CO"/>
         </w:rPr>
-        <w:t>. {{ col_direccion }}, en la oficina de Rectoría.</w:t>
+        <w:t xml:space="preserve"> }},</w:t>
+      </w:r>
+      <w:r>
+        <w:t xml:space="preserve"> del cual, se recibieron las siguientes propuestas en </w:t>
+      </w:r>
+      <w:proofErr w:type="gramStart"/>
+      <w:r>
+        <w:t xml:space="preserve">la  {{ </w:t>
+      </w:r>
+      <w:proofErr w:type="spellStart"/>
+      <w:r>
+        <w:t>col</w:t>
+      </w:r>
+      <w:proofErr w:type="gramEnd"/>
+      <w:r>
+        <w:t>_</w:t>
+      </w:r>
+      <w:proofErr w:type="gramStart"/>
+      <w:r>
+        <w:t>nombre</w:t>
+      </w:r>
+      <w:proofErr w:type="spellEnd"/>
+      <w:r>
+        <w:t xml:space="preserve"> }</w:t>
+      </w:r>
+      <w:proofErr w:type="gramEnd"/>
+      <w:r>
+        <w:t>}</w:t>
+      </w:r>
+      <w:r>
+        <w:rPr>
+          <w:lang w:val="es-CO"/>
+        </w:rPr>
+        <w:t xml:space="preserve">. </w:t>
+      </w:r>
+      <w:proofErr w:type="gramStart"/>
+      <w:r>
+        <w:rPr>
+          <w:lang w:val="es-CO"/>
+        </w:rPr>
+        <w:t xml:space="preserve">{{ </w:t>
+      </w:r>
+      <w:proofErr w:type="spellStart"/>
+      <w:r>
+        <w:rPr>
+          <w:lang w:val="es-CO"/>
+        </w:rPr>
+        <w:t>col</w:t>
+      </w:r>
+      <w:proofErr w:type="gramEnd"/>
+      <w:r>
+        <w:rPr>
+          <w:lang w:val="es-CO"/>
+        </w:rPr>
+        <w:t>_</w:t>
+      </w:r>
+      <w:proofErr w:type="gramStart"/>
+      <w:r>
+        <w:rPr>
+          <w:lang w:val="es-CO"/>
+        </w:rPr>
+        <w:t>direccion</w:t>
+      </w:r>
+      <w:proofErr w:type="spellEnd"/>
+      <w:r>
+        <w:rPr>
+          <w:lang w:val="es-CO"/>
+        </w:rPr>
+        <w:t xml:space="preserve"> }</w:t>
+      </w:r>
+      <w:proofErr w:type="gramEnd"/>
+      <w:r>
+        <w:rPr>
+          <w:lang w:val="es-CO"/>
+        </w:rPr>
+        <w:t>}, en la oficina de Rectoría.</w:t>
       </w:r>
     </w:p>
     <w:p>
@@ -344,7 +858,23 @@
         </w:rPr>
       </w:pPr>
       <w:r>
-        <w:t>{% if cantidad_cotizaciones == 2 %}</w:t>
+        <w:t xml:space="preserve">{% </w:t>
+      </w:r>
+      <w:proofErr w:type="spellStart"/>
+      <w:r>
+        <w:t>if</w:t>
+      </w:r>
+      <w:proofErr w:type="spellEnd"/>
+      <w:r>
+        <w:t xml:space="preserve"> </w:t>
+      </w:r>
+      <w:proofErr w:type="spellStart"/>
+      <w:r>
+        <w:t>cantidad_cotizaciones</w:t>
+      </w:r>
+      <w:proofErr w:type="spellEnd"/>
+      <w:r>
+        <w:t xml:space="preserve"> == 2 %}</w:t>
       </w:r>
     </w:p>
     <w:tbl>
@@ -386,6 +916,7 @@
                 <w:szCs w:val="20"/>
               </w:rPr>
             </w:pPr>
+            <w:proofErr w:type="spellStart"/>
             <w:r>
               <w:rPr>
                 <w:sz w:val="20"/>
@@ -393,6 +924,7 @@
               </w:rPr>
               <w:t>N°</w:t>
             </w:r>
+            <w:proofErr w:type="spellEnd"/>
           </w:p>
         </w:tc>
         <w:tc>
@@ -539,16 +1071,42 @@
                 <w:lang w:val="es-CO"/>
               </w:rPr>
             </w:pPr>
-            <w:r>
-              <w:rPr>
-                <w:rFonts w:ascii="Arial" w:hAnsi="Arial" w:cs="Arial"/>
-                <w:b/>
-                <w:bCs/>
-                <w:sz w:val="20"/>
-                <w:szCs w:val="20"/>
-                <w:lang w:val="es-CO"/>
-              </w:rPr>
-              <w:t>Cotizacion  1:</w:t>
+            <w:proofErr w:type="spellStart"/>
+            <w:proofErr w:type="gramStart"/>
+            <w:r>
+              <w:rPr>
+                <w:rFonts w:ascii="Arial" w:hAnsi="Arial" w:cs="Arial"/>
+                <w:b/>
+                <w:bCs/>
+                <w:sz w:val="20"/>
+                <w:szCs w:val="20"/>
+                <w:lang w:val="es-CO"/>
+              </w:rPr>
+              <w:t>Cotizacion</w:t>
+            </w:r>
+            <w:proofErr w:type="spellEnd"/>
+            <w:r>
+              <w:rPr>
+                <w:rFonts w:ascii="Arial" w:hAnsi="Arial" w:cs="Arial"/>
+                <w:b/>
+                <w:bCs/>
+                <w:sz w:val="20"/>
+                <w:szCs w:val="20"/>
+                <w:lang w:val="es-CO"/>
+              </w:rPr>
+              <w:t xml:space="preserve">  1</w:t>
+            </w:r>
+            <w:proofErr w:type="gramEnd"/>
+            <w:r>
+              <w:rPr>
+                <w:rFonts w:ascii="Arial" w:hAnsi="Arial" w:cs="Arial"/>
+                <w:b/>
+                <w:bCs/>
+                <w:sz w:val="20"/>
+                <w:szCs w:val="20"/>
+                <w:lang w:val="es-CO"/>
+              </w:rPr>
+              <w:t>:</w:t>
             </w:r>
           </w:p>
         </w:tc>
@@ -573,16 +1131,29 @@
                 <w:lang w:val="es-CO"/>
               </w:rPr>
             </w:pPr>
-            <w:r>
-              <w:rPr>
-                <w:rFonts w:ascii="Arial" w:hAnsi="Arial" w:cs="Arial"/>
-                <w:b/>
-                <w:bCs/>
-                <w:sz w:val="20"/>
-                <w:szCs w:val="20"/>
-                <w:lang w:val="es-CO"/>
-              </w:rPr>
-              <w:t>{{ contratista }}</w:t>
+            <w:proofErr w:type="gramStart"/>
+            <w:r>
+              <w:rPr>
+                <w:rFonts w:ascii="Arial" w:hAnsi="Arial" w:cs="Arial"/>
+                <w:b/>
+                <w:bCs/>
+                <w:sz w:val="20"/>
+                <w:szCs w:val="20"/>
+                <w:lang w:val="es-CO"/>
+              </w:rPr>
+              <w:t>{{ contratista</w:t>
+            </w:r>
+            <w:proofErr w:type="gramEnd"/>
+            <w:r>
+              <w:rPr>
+                <w:rFonts w:ascii="Arial" w:hAnsi="Arial" w:cs="Arial"/>
+                <w:b/>
+                <w:bCs/>
+                <w:sz w:val="20"/>
+                <w:szCs w:val="20"/>
+                <w:lang w:val="es-CO"/>
+              </w:rPr>
+              <w:t xml:space="preserve"> }}</w:t>
             </w:r>
           </w:p>
         </w:tc>
@@ -609,7 +1180,51 @@
                 <w:sz w:val="20"/>
                 <w:szCs w:val="20"/>
               </w:rPr>
-              <w:t>$ {{ total_final }}</w:t>
+              <w:t xml:space="preserve"> </w:t>
+            </w:r>
+            <w:proofErr w:type="gramStart"/>
+            <w:r>
+              <w:rPr>
+                <w:b/>
+                <w:bCs/>
+                <w:w w:val="95"/>
+                <w:sz w:val="20"/>
+                <w:szCs w:val="20"/>
+              </w:rPr>
+              <w:t xml:space="preserve">{{ </w:t>
+            </w:r>
+            <w:proofErr w:type="spellStart"/>
+            <w:r>
+              <w:rPr>
+                <w:b/>
+                <w:bCs/>
+                <w:w w:val="95"/>
+                <w:sz w:val="20"/>
+                <w:szCs w:val="20"/>
+              </w:rPr>
+              <w:t>total</w:t>
+            </w:r>
+            <w:proofErr w:type="gramEnd"/>
+            <w:r>
+              <w:rPr>
+                <w:b/>
+                <w:bCs/>
+                <w:w w:val="95"/>
+                <w:sz w:val="20"/>
+                <w:szCs w:val="20"/>
+              </w:rPr>
+              <w:t>_final</w:t>
+            </w:r>
+            <w:proofErr w:type="spellEnd"/>
+            <w:r>
+              <w:rPr>
+                <w:b/>
+                <w:bCs/>
+                <w:w w:val="95"/>
+                <w:sz w:val="20"/>
+                <w:szCs w:val="20"/>
+              </w:rPr>
+              <w:t xml:space="preserve"> }}</w:t>
             </w:r>
           </w:p>
         </w:tc>
@@ -634,16 +1249,53 @@
                 <w:lang w:val="es-CO"/>
               </w:rPr>
             </w:pPr>
-            <w:r>
-              <w:rPr>
-                <w:rFonts w:ascii="Arial" w:hAnsi="Arial" w:cs="Arial"/>
-                <w:b/>
-                <w:bCs/>
-                <w:sz w:val="20"/>
-                <w:szCs w:val="20"/>
-                <w:lang w:val="es-CO"/>
-              </w:rPr>
-              <w:t>{{ f_recepcion_texto }}</w:t>
+            <w:proofErr w:type="gramStart"/>
+            <w:r>
+              <w:rPr>
+                <w:rFonts w:ascii="Arial" w:hAnsi="Arial" w:cs="Arial"/>
+                <w:b/>
+                <w:bCs/>
+                <w:sz w:val="20"/>
+                <w:szCs w:val="20"/>
+                <w:lang w:val="es-CO"/>
+              </w:rPr>
+              <w:t xml:space="preserve">{{ </w:t>
+            </w:r>
+            <w:proofErr w:type="spellStart"/>
+            <w:r>
+              <w:rPr>
+                <w:rFonts w:ascii="Arial" w:hAnsi="Arial" w:cs="Arial"/>
+                <w:b/>
+                <w:bCs/>
+                <w:sz w:val="20"/>
+                <w:szCs w:val="20"/>
+                <w:lang w:val="es-CO"/>
+              </w:rPr>
+              <w:t>f</w:t>
+            </w:r>
+            <w:proofErr w:type="gramEnd"/>
+            <w:r>
+              <w:rPr>
+                <w:rFonts w:ascii="Arial" w:hAnsi="Arial" w:cs="Arial"/>
+                <w:b/>
+                <w:bCs/>
+                <w:sz w:val="20"/>
+                <w:szCs w:val="20"/>
+                <w:lang w:val="es-CO"/>
+              </w:rPr>
+              <w:t>_recepcion_texto</w:t>
+            </w:r>
+            <w:proofErr w:type="spellEnd"/>
+            <w:r>
+              <w:rPr>
+                <w:rFonts w:ascii="Arial" w:hAnsi="Arial" w:cs="Arial"/>
+                <w:b/>
+                <w:bCs/>
+                <w:sz w:val="20"/>
+                <w:szCs w:val="20"/>
+                <w:lang w:val="es-CO"/>
+              </w:rPr>
+              <w:t xml:space="preserve"> }}</w:t>
             </w:r>
           </w:p>
         </w:tc>
@@ -705,16 +1357,42 @@
                 <w:lang w:val="es-CO"/>
               </w:rPr>
             </w:pPr>
-            <w:r>
-              <w:rPr>
-                <w:rFonts w:ascii="Arial" w:hAnsi="Arial" w:cs="Arial"/>
-                <w:b/>
-                <w:bCs/>
-                <w:sz w:val="20"/>
-                <w:szCs w:val="20"/>
-                <w:lang w:val="es-CO"/>
-              </w:rPr>
-              <w:t>Cotizacion  2:</w:t>
+            <w:proofErr w:type="spellStart"/>
+            <w:proofErr w:type="gramStart"/>
+            <w:r>
+              <w:rPr>
+                <w:rFonts w:ascii="Arial" w:hAnsi="Arial" w:cs="Arial"/>
+                <w:b/>
+                <w:bCs/>
+                <w:sz w:val="20"/>
+                <w:szCs w:val="20"/>
+                <w:lang w:val="es-CO"/>
+              </w:rPr>
+              <w:t>Cotizacion</w:t>
+            </w:r>
+            <w:proofErr w:type="spellEnd"/>
+            <w:r>
+              <w:rPr>
+                <w:rFonts w:ascii="Arial" w:hAnsi="Arial" w:cs="Arial"/>
+                <w:b/>
+                <w:bCs/>
+                <w:sz w:val="20"/>
+                <w:szCs w:val="20"/>
+                <w:lang w:val="es-CO"/>
+              </w:rPr>
+              <w:t xml:space="preserve">  2</w:t>
+            </w:r>
+            <w:proofErr w:type="gramEnd"/>
+            <w:r>
+              <w:rPr>
+                <w:rFonts w:ascii="Arial" w:hAnsi="Arial" w:cs="Arial"/>
+                <w:b/>
+                <w:bCs/>
+                <w:sz w:val="20"/>
+                <w:szCs w:val="20"/>
+                <w:lang w:val="es-CO"/>
+              </w:rPr>
+              <w:t>:</w:t>
             </w:r>
           </w:p>
         </w:tc>
@@ -739,16 +1417,29 @@
                 <w:lang w:val="es-CO"/>
               </w:rPr>
             </w:pPr>
-            <w:r>
-              <w:rPr>
-                <w:rFonts w:ascii="Arial" w:hAnsi="Arial" w:cs="Arial"/>
-                <w:b/>
-                <w:bCs/>
-                <w:sz w:val="20"/>
-                <w:szCs w:val="20"/>
-                <w:lang w:val="es-CO"/>
-              </w:rPr>
-              <w:t>{{ contratista2 }}</w:t>
+            <w:proofErr w:type="gramStart"/>
+            <w:r>
+              <w:rPr>
+                <w:rFonts w:ascii="Arial" w:hAnsi="Arial" w:cs="Arial"/>
+                <w:b/>
+                <w:bCs/>
+                <w:sz w:val="20"/>
+                <w:szCs w:val="20"/>
+                <w:lang w:val="es-CO"/>
+              </w:rPr>
+              <w:t>{{ contratista</w:t>
+            </w:r>
+            <w:proofErr w:type="gramEnd"/>
+            <w:r>
+              <w:rPr>
+                <w:rFonts w:ascii="Arial" w:hAnsi="Arial" w:cs="Arial"/>
+                <w:b/>
+                <w:bCs/>
+                <w:sz w:val="20"/>
+                <w:szCs w:val="20"/>
+                <w:lang w:val="es-CO"/>
+              </w:rPr>
+              <w:t>2 }}</w:t>
             </w:r>
           </w:p>
         </w:tc>
@@ -782,7 +1473,31 @@
                 <w:szCs w:val="20"/>
                 <w:lang w:val="es-CO"/>
               </w:rPr>
-              <w:t>$ {{ valor_propuesta2 }}</w:t>
+              <w:t xml:space="preserve">$ </w:t>
+            </w:r>
+            <w:proofErr w:type="gramStart"/>
+            <w:r>
+              <w:rPr>
+                <w:rFonts w:ascii="Arial" w:hAnsi="Arial" w:cs="Arial"/>
+                <w:b/>
+                <w:bCs/>
+                <w:sz w:val="20"/>
+                <w:szCs w:val="20"/>
+                <w:lang w:val="es-CO"/>
+              </w:rPr>
+              <w:t>{{ valor</w:t>
+            </w:r>
+            <w:proofErr w:type="gramEnd"/>
+            <w:r>
+              <w:rPr>
+                <w:rFonts w:ascii="Arial" w:hAnsi="Arial" w:cs="Arial"/>
+                <w:b/>
+                <w:bCs/>
+                <w:sz w:val="20"/>
+                <w:szCs w:val="20"/>
+                <w:lang w:val="es-CO"/>
+              </w:rPr>
+              <w:t>_propuesta2 }}</w:t>
             </w:r>
           </w:p>
         </w:tc>
@@ -807,16 +1522,53 @@
                 <w:lang w:val="es-CO"/>
               </w:rPr>
             </w:pPr>
-            <w:r>
-              <w:rPr>
-                <w:rFonts w:ascii="Arial" w:hAnsi="Arial" w:cs="Arial"/>
-                <w:b/>
-                <w:bCs/>
-                <w:sz w:val="20"/>
-                <w:szCs w:val="20"/>
-                <w:lang w:val="es-CO"/>
-              </w:rPr>
-              <w:t>{{ f_recepcion_texto }}</w:t>
+            <w:proofErr w:type="gramStart"/>
+            <w:r>
+              <w:rPr>
+                <w:rFonts w:ascii="Arial" w:hAnsi="Arial" w:cs="Arial"/>
+                <w:b/>
+                <w:bCs/>
+                <w:sz w:val="20"/>
+                <w:szCs w:val="20"/>
+                <w:lang w:val="es-CO"/>
+              </w:rPr>
+              <w:t xml:space="preserve">{{ </w:t>
+            </w:r>
+            <w:proofErr w:type="spellStart"/>
+            <w:r>
+              <w:rPr>
+                <w:rFonts w:ascii="Arial" w:hAnsi="Arial" w:cs="Arial"/>
+                <w:b/>
+                <w:bCs/>
+                <w:sz w:val="20"/>
+                <w:szCs w:val="20"/>
+                <w:lang w:val="es-CO"/>
+              </w:rPr>
+              <w:t>f</w:t>
+            </w:r>
+            <w:proofErr w:type="gramEnd"/>
+            <w:r>
+              <w:rPr>
+                <w:rFonts w:ascii="Arial" w:hAnsi="Arial" w:cs="Arial"/>
+                <w:b/>
+                <w:bCs/>
+                <w:sz w:val="20"/>
+                <w:szCs w:val="20"/>
+                <w:lang w:val="es-CO"/>
+              </w:rPr>
+              <w:t>_recepcion_texto</w:t>
+            </w:r>
+            <w:proofErr w:type="spellEnd"/>
+            <w:r>
+              <w:rPr>
+                <w:rFonts w:ascii="Arial" w:hAnsi="Arial" w:cs="Arial"/>
+                <w:b/>
+                <w:bCs/>
+                <w:sz w:val="20"/>
+                <w:szCs w:val="20"/>
+                <w:lang w:val="es-CO"/>
+              </w:rPr>
+              <w:t xml:space="preserve"> }}</w:t>
             </w:r>
           </w:p>
         </w:tc>
@@ -869,7 +1621,29 @@
           <w:u w:val="single"/>
           <w:lang w:val="es-CO"/>
         </w:rPr>
-        <w:t>{% else %}</w:t>
+        <w:t xml:space="preserve">{% </w:t>
+      </w:r>
+      <w:proofErr w:type="spellStart"/>
+      <w:r>
+        <w:rPr>
+          <w:rFonts w:ascii="Arial;sans-serif" w:eastAsia="Arial MT" w:hAnsi="Arial;sans-serif" w:cs="Arial MT"/>
+          <w:b w:val="0"/>
+          <w:sz w:val="20"/>
+          <w:u w:val="single"/>
+          <w:lang w:val="es-CO"/>
+        </w:rPr>
+        <w:t>else</w:t>
+      </w:r>
+      <w:proofErr w:type="spellEnd"/>
+      <w:r>
+        <w:rPr>
+          <w:rFonts w:ascii="Arial;sans-serif" w:eastAsia="Arial MT" w:hAnsi="Arial;sans-serif" w:cs="Arial MT"/>
+          <w:b w:val="0"/>
+          <w:sz w:val="20"/>
+          <w:u w:val="single"/>
+          <w:lang w:val="es-CO"/>
+        </w:rPr>
+        <w:t xml:space="preserve"> %}</w:t>
       </w:r>
     </w:p>
     <w:tbl>
@@ -911,6 +1685,7 @@
                 <w:szCs w:val="20"/>
               </w:rPr>
             </w:pPr>
+            <w:proofErr w:type="spellStart"/>
             <w:r>
               <w:rPr>
                 <w:sz w:val="20"/>
@@ -918,6 +1693,7 @@
               </w:rPr>
               <w:t>N°</w:t>
             </w:r>
+            <w:proofErr w:type="spellEnd"/>
           </w:p>
         </w:tc>
         <w:tc>
@@ -1064,16 +1840,42 @@
                 <w:lang w:val="es-CO"/>
               </w:rPr>
             </w:pPr>
-            <w:r>
-              <w:rPr>
-                <w:rFonts w:ascii="Arial" w:hAnsi="Arial" w:cs="Arial"/>
-                <w:b/>
-                <w:bCs/>
-                <w:sz w:val="20"/>
-                <w:szCs w:val="20"/>
-                <w:lang w:val="es-CO"/>
-              </w:rPr>
-              <w:t>Cotizacion  1:</w:t>
+            <w:proofErr w:type="spellStart"/>
+            <w:proofErr w:type="gramStart"/>
+            <w:r>
+              <w:rPr>
+                <w:rFonts w:ascii="Arial" w:hAnsi="Arial" w:cs="Arial"/>
+                <w:b/>
+                <w:bCs/>
+                <w:sz w:val="20"/>
+                <w:szCs w:val="20"/>
+                <w:lang w:val="es-CO"/>
+              </w:rPr>
+              <w:t>Cotizacion</w:t>
+            </w:r>
+            <w:proofErr w:type="spellEnd"/>
+            <w:r>
+              <w:rPr>
+                <w:rFonts w:ascii="Arial" w:hAnsi="Arial" w:cs="Arial"/>
+                <w:b/>
+                <w:bCs/>
+                <w:sz w:val="20"/>
+                <w:szCs w:val="20"/>
+                <w:lang w:val="es-CO"/>
+              </w:rPr>
+              <w:t xml:space="preserve">  1</w:t>
+            </w:r>
+            <w:proofErr w:type="gramEnd"/>
+            <w:r>
+              <w:rPr>
+                <w:rFonts w:ascii="Arial" w:hAnsi="Arial" w:cs="Arial"/>
+                <w:b/>
+                <w:bCs/>
+                <w:sz w:val="20"/>
+                <w:szCs w:val="20"/>
+                <w:lang w:val="es-CO"/>
+              </w:rPr>
+              <w:t>:</w:t>
             </w:r>
           </w:p>
         </w:tc>
@@ -1098,16 +1900,29 @@
                 <w:lang w:val="es-CO"/>
               </w:rPr>
             </w:pPr>
-            <w:r>
-              <w:rPr>
-                <w:rFonts w:ascii="Arial" w:hAnsi="Arial" w:cs="Arial"/>
-                <w:b/>
-                <w:bCs/>
-                <w:sz w:val="20"/>
-                <w:szCs w:val="20"/>
-                <w:lang w:val="es-CO"/>
-              </w:rPr>
-              <w:t>{{ contratista }}</w:t>
+            <w:proofErr w:type="gramStart"/>
+            <w:r>
+              <w:rPr>
+                <w:rFonts w:ascii="Arial" w:hAnsi="Arial" w:cs="Arial"/>
+                <w:b/>
+                <w:bCs/>
+                <w:sz w:val="20"/>
+                <w:szCs w:val="20"/>
+                <w:lang w:val="es-CO"/>
+              </w:rPr>
+              <w:t>{{ contratista</w:t>
+            </w:r>
+            <w:proofErr w:type="gramEnd"/>
+            <w:r>
+              <w:rPr>
+                <w:rFonts w:ascii="Arial" w:hAnsi="Arial" w:cs="Arial"/>
+                <w:b/>
+                <w:bCs/>
+                <w:sz w:val="20"/>
+                <w:szCs w:val="20"/>
+                <w:lang w:val="es-CO"/>
+              </w:rPr>
+              <w:t xml:space="preserve"> }}</w:t>
             </w:r>
           </w:p>
         </w:tc>
@@ -1134,7 +1949,29 @@
                 <w:sz w:val="20"/>
                 <w:szCs w:val="20"/>
               </w:rPr>
-              <w:t>$ {{ total_final }}</w:t>
+              <w:t xml:space="preserve"> {{ </w:t>
+            </w:r>
+            <w:proofErr w:type="spellStart"/>
+            <w:r>
+              <w:rPr>
+                <w:b/>
+                <w:bCs/>
+                <w:w w:val="95"/>
+                <w:sz w:val="20"/>
+                <w:szCs w:val="20"/>
+              </w:rPr>
+              <w:t>total_final</w:t>
+            </w:r>
+            <w:proofErr w:type="spellEnd"/>
+            <w:r>
+              <w:rPr>
+                <w:b/>
+                <w:bCs/>
+                <w:w w:val="95"/>
+                <w:sz w:val="20"/>
+                <w:szCs w:val="20"/>
+              </w:rPr>
+              <w:t xml:space="preserve"> }}</w:t>
             </w:r>
           </w:p>
         </w:tc>
@@ -1159,16 +1996,53 @@
                 <w:lang w:val="es-CO"/>
               </w:rPr>
             </w:pPr>
-            <w:r>
-              <w:rPr>
-                <w:rFonts w:ascii="Arial" w:hAnsi="Arial" w:cs="Arial"/>
-                <w:b/>
-                <w:bCs/>
-                <w:sz w:val="20"/>
-                <w:szCs w:val="20"/>
-                <w:lang w:val="es-CO"/>
-              </w:rPr>
-              <w:t>{{ f_recepcion_texto }}</w:t>
+            <w:proofErr w:type="gramStart"/>
+            <w:r>
+              <w:rPr>
+                <w:rFonts w:ascii="Arial" w:hAnsi="Arial" w:cs="Arial"/>
+                <w:b/>
+                <w:bCs/>
+                <w:sz w:val="20"/>
+                <w:szCs w:val="20"/>
+                <w:lang w:val="es-CO"/>
+              </w:rPr>
+              <w:t xml:space="preserve">{{ </w:t>
+            </w:r>
+            <w:proofErr w:type="spellStart"/>
+            <w:r>
+              <w:rPr>
+                <w:rFonts w:ascii="Arial" w:hAnsi="Arial" w:cs="Arial"/>
+                <w:b/>
+                <w:bCs/>
+                <w:sz w:val="20"/>
+                <w:szCs w:val="20"/>
+                <w:lang w:val="es-CO"/>
+              </w:rPr>
+              <w:t>f</w:t>
+            </w:r>
+            <w:proofErr w:type="gramEnd"/>
+            <w:r>
+              <w:rPr>
+                <w:rFonts w:ascii="Arial" w:hAnsi="Arial" w:cs="Arial"/>
+                <w:b/>
+                <w:bCs/>
+                <w:sz w:val="20"/>
+                <w:szCs w:val="20"/>
+                <w:lang w:val="es-CO"/>
+              </w:rPr>
+              <w:t>_recepcion_texto</w:t>
+            </w:r>
+            <w:proofErr w:type="spellEnd"/>
+            <w:r>
+              <w:rPr>
+                <w:rFonts w:ascii="Arial" w:hAnsi="Arial" w:cs="Arial"/>
+                <w:b/>
+                <w:bCs/>
+                <w:sz w:val="20"/>
+                <w:szCs w:val="20"/>
+                <w:lang w:val="es-CO"/>
+              </w:rPr>
+              <w:t xml:space="preserve"> }}</w:t>
             </w:r>
           </w:p>
         </w:tc>
@@ -1230,16 +2104,42 @@
                 <w:lang w:val="es-CO"/>
               </w:rPr>
             </w:pPr>
-            <w:r>
-              <w:rPr>
-                <w:rFonts w:ascii="Arial" w:hAnsi="Arial" w:cs="Arial"/>
-                <w:b/>
-                <w:bCs/>
-                <w:sz w:val="20"/>
-                <w:szCs w:val="20"/>
-                <w:lang w:val="es-CO"/>
-              </w:rPr>
-              <w:t>Cotizacion  2:</w:t>
+            <w:proofErr w:type="spellStart"/>
+            <w:proofErr w:type="gramStart"/>
+            <w:r>
+              <w:rPr>
+                <w:rFonts w:ascii="Arial" w:hAnsi="Arial" w:cs="Arial"/>
+                <w:b/>
+                <w:bCs/>
+                <w:sz w:val="20"/>
+                <w:szCs w:val="20"/>
+                <w:lang w:val="es-CO"/>
+              </w:rPr>
+              <w:t>Cotizacion</w:t>
+            </w:r>
+            <w:proofErr w:type="spellEnd"/>
+            <w:r>
+              <w:rPr>
+                <w:rFonts w:ascii="Arial" w:hAnsi="Arial" w:cs="Arial"/>
+                <w:b/>
+                <w:bCs/>
+                <w:sz w:val="20"/>
+                <w:szCs w:val="20"/>
+                <w:lang w:val="es-CO"/>
+              </w:rPr>
+              <w:t xml:space="preserve">  2</w:t>
+            </w:r>
+            <w:proofErr w:type="gramEnd"/>
+            <w:r>
+              <w:rPr>
+                <w:rFonts w:ascii="Arial" w:hAnsi="Arial" w:cs="Arial"/>
+                <w:b/>
+                <w:bCs/>
+                <w:sz w:val="20"/>
+                <w:szCs w:val="20"/>
+                <w:lang w:val="es-CO"/>
+              </w:rPr>
+              <w:t>:</w:t>
             </w:r>
           </w:p>
         </w:tc>
@@ -1264,16 +2164,29 @@
                 <w:lang w:val="es-CO"/>
               </w:rPr>
             </w:pPr>
-            <w:r>
-              <w:rPr>
-                <w:rFonts w:ascii="Arial" w:hAnsi="Arial" w:cs="Arial"/>
-                <w:b/>
-                <w:bCs/>
-                <w:sz w:val="20"/>
-                <w:szCs w:val="20"/>
-                <w:lang w:val="es-CO"/>
-              </w:rPr>
-              <w:t>{{ contratista2 }}</w:t>
+            <w:proofErr w:type="gramStart"/>
+            <w:r>
+              <w:rPr>
+                <w:rFonts w:ascii="Arial" w:hAnsi="Arial" w:cs="Arial"/>
+                <w:b/>
+                <w:bCs/>
+                <w:sz w:val="20"/>
+                <w:szCs w:val="20"/>
+                <w:lang w:val="es-CO"/>
+              </w:rPr>
+              <w:t>{{ contratista</w:t>
+            </w:r>
+            <w:proofErr w:type="gramEnd"/>
+            <w:r>
+              <w:rPr>
+                <w:rFonts w:ascii="Arial" w:hAnsi="Arial" w:cs="Arial"/>
+                <w:b/>
+                <w:bCs/>
+                <w:sz w:val="20"/>
+                <w:szCs w:val="20"/>
+                <w:lang w:val="es-CO"/>
+              </w:rPr>
+              <w:t>2 }}</w:t>
             </w:r>
           </w:p>
         </w:tc>
@@ -1307,7 +2220,31 @@
                 <w:szCs w:val="20"/>
                 <w:lang w:val="es-CO"/>
               </w:rPr>
-              <w:t>$ {{ valor_propuesta2 }}</w:t>
+              <w:t xml:space="preserve">$ </w:t>
+            </w:r>
+            <w:proofErr w:type="gramStart"/>
+            <w:r>
+              <w:rPr>
+                <w:rFonts w:ascii="Arial" w:hAnsi="Arial" w:cs="Arial"/>
+                <w:b/>
+                <w:bCs/>
+                <w:sz w:val="20"/>
+                <w:szCs w:val="20"/>
+                <w:lang w:val="es-CO"/>
+              </w:rPr>
+              <w:t>{{ valor</w:t>
+            </w:r>
+            <w:proofErr w:type="gramEnd"/>
+            <w:r>
+              <w:rPr>
+                <w:rFonts w:ascii="Arial" w:hAnsi="Arial" w:cs="Arial"/>
+                <w:b/>
+                <w:bCs/>
+                <w:sz w:val="20"/>
+                <w:szCs w:val="20"/>
+                <w:lang w:val="es-CO"/>
+              </w:rPr>
+              <w:t>_propuesta2 }}</w:t>
             </w:r>
           </w:p>
         </w:tc>
@@ -1332,16 +2269,53 @@
                 <w:lang w:val="es-CO"/>
               </w:rPr>
             </w:pPr>
-            <w:r>
-              <w:rPr>
-                <w:rFonts w:ascii="Arial" w:hAnsi="Arial" w:cs="Arial"/>
-                <w:b/>
-                <w:bCs/>
-                <w:sz w:val="20"/>
-                <w:szCs w:val="20"/>
-                <w:lang w:val="es-CO"/>
-              </w:rPr>
-              <w:t>{{ f_recepcion_texto }}</w:t>
+            <w:proofErr w:type="gramStart"/>
+            <w:r>
+              <w:rPr>
+                <w:rFonts w:ascii="Arial" w:hAnsi="Arial" w:cs="Arial"/>
+                <w:b/>
+                <w:bCs/>
+                <w:sz w:val="20"/>
+                <w:szCs w:val="20"/>
+                <w:lang w:val="es-CO"/>
+              </w:rPr>
+              <w:t xml:space="preserve">{{ </w:t>
+            </w:r>
+            <w:proofErr w:type="spellStart"/>
+            <w:r>
+              <w:rPr>
+                <w:rFonts w:ascii="Arial" w:hAnsi="Arial" w:cs="Arial"/>
+                <w:b/>
+                <w:bCs/>
+                <w:sz w:val="20"/>
+                <w:szCs w:val="20"/>
+                <w:lang w:val="es-CO"/>
+              </w:rPr>
+              <w:t>f</w:t>
+            </w:r>
+            <w:proofErr w:type="gramEnd"/>
+            <w:r>
+              <w:rPr>
+                <w:rFonts w:ascii="Arial" w:hAnsi="Arial" w:cs="Arial"/>
+                <w:b/>
+                <w:bCs/>
+                <w:sz w:val="20"/>
+                <w:szCs w:val="20"/>
+                <w:lang w:val="es-CO"/>
+              </w:rPr>
+              <w:t>_recepcion_texto</w:t>
+            </w:r>
+            <w:proofErr w:type="spellEnd"/>
+            <w:r>
+              <w:rPr>
+                <w:rFonts w:ascii="Arial" w:hAnsi="Arial" w:cs="Arial"/>
+                <w:b/>
+                <w:bCs/>
+                <w:sz w:val="20"/>
+                <w:szCs w:val="20"/>
+                <w:lang w:val="es-CO"/>
+              </w:rPr>
+              <w:t xml:space="preserve"> }}</w:t>
             </w:r>
           </w:p>
         </w:tc>
@@ -1402,12 +2376,30 @@
                 <w:bCs/>
               </w:rPr>
             </w:pPr>
-            <w:r>
-              <w:rPr>
-                <w:b/>
-                <w:bCs/>
-              </w:rPr>
-              <w:t>Cotizacion  3:</w:t>
+            <w:proofErr w:type="spellStart"/>
+            <w:proofErr w:type="gramStart"/>
+            <w:r>
+              <w:rPr>
+                <w:b/>
+                <w:bCs/>
+              </w:rPr>
+              <w:t>Cotizacion</w:t>
+            </w:r>
+            <w:proofErr w:type="spellEnd"/>
+            <w:r>
+              <w:rPr>
+                <w:b/>
+                <w:bCs/>
+              </w:rPr>
+              <w:t xml:space="preserve">  3</w:t>
+            </w:r>
+            <w:proofErr w:type="gramEnd"/>
+            <w:r>
+              <w:rPr>
+                <w:b/>
+                <w:bCs/>
+              </w:rPr>
+              <w:t>:</w:t>
             </w:r>
           </w:p>
         </w:tc>
@@ -1432,16 +2424,29 @@
                 <w:lang w:val="es-CO"/>
               </w:rPr>
             </w:pPr>
-            <w:r>
-              <w:rPr>
-                <w:rFonts w:ascii="Arial" w:hAnsi="Arial" w:cs="Arial"/>
-                <w:b/>
-                <w:bCs/>
-                <w:sz w:val="20"/>
-                <w:szCs w:val="20"/>
-                <w:lang w:val="es-CO"/>
-              </w:rPr>
-              <w:t>{{ contratista3 }}</w:t>
+            <w:proofErr w:type="gramStart"/>
+            <w:r>
+              <w:rPr>
+                <w:rFonts w:ascii="Arial" w:hAnsi="Arial" w:cs="Arial"/>
+                <w:b/>
+                <w:bCs/>
+                <w:sz w:val="20"/>
+                <w:szCs w:val="20"/>
+                <w:lang w:val="es-CO"/>
+              </w:rPr>
+              <w:t>{{ contratista</w:t>
+            </w:r>
+            <w:proofErr w:type="gramEnd"/>
+            <w:r>
+              <w:rPr>
+                <w:rFonts w:ascii="Arial" w:hAnsi="Arial" w:cs="Arial"/>
+                <w:b/>
+                <w:bCs/>
+                <w:sz w:val="20"/>
+                <w:szCs w:val="20"/>
+                <w:lang w:val="es-CO"/>
+              </w:rPr>
+              <w:t>3 }}</w:t>
             </w:r>
           </w:p>
         </w:tc>
@@ -1475,7 +2480,31 @@
                 <w:szCs w:val="20"/>
                 <w:lang w:val="es-CO"/>
               </w:rPr>
-              <w:t>$ {{ valor_propuesta3 }}</w:t>
+              <w:t xml:space="preserve">$ </w:t>
+            </w:r>
+            <w:proofErr w:type="gramStart"/>
+            <w:r>
+              <w:rPr>
+                <w:rFonts w:ascii="Arial" w:hAnsi="Arial" w:cs="Arial"/>
+                <w:b/>
+                <w:bCs/>
+                <w:sz w:val="20"/>
+                <w:szCs w:val="20"/>
+                <w:lang w:val="es-CO"/>
+              </w:rPr>
+              <w:t>{{ valor</w:t>
+            </w:r>
+            <w:proofErr w:type="gramEnd"/>
+            <w:r>
+              <w:rPr>
+                <w:rFonts w:ascii="Arial" w:hAnsi="Arial" w:cs="Arial"/>
+                <w:b/>
+                <w:bCs/>
+                <w:sz w:val="20"/>
+                <w:szCs w:val="20"/>
+                <w:lang w:val="es-CO"/>
+              </w:rPr>
+              <w:t>_propuesta3 }}</w:t>
             </w:r>
           </w:p>
         </w:tc>
@@ -1500,16 +2529,53 @@
                 <w:lang w:val="es-CO"/>
               </w:rPr>
             </w:pPr>
-            <w:r>
-              <w:rPr>
-                <w:rFonts w:ascii="Arial" w:hAnsi="Arial" w:cs="Arial"/>
-                <w:b/>
-                <w:bCs/>
-                <w:sz w:val="20"/>
-                <w:szCs w:val="20"/>
-                <w:lang w:val="es-CO"/>
-              </w:rPr>
-              <w:t>{{ f_recepcion_texto }}</w:t>
+            <w:proofErr w:type="gramStart"/>
+            <w:r>
+              <w:rPr>
+                <w:rFonts w:ascii="Arial" w:hAnsi="Arial" w:cs="Arial"/>
+                <w:b/>
+                <w:bCs/>
+                <w:sz w:val="20"/>
+                <w:szCs w:val="20"/>
+                <w:lang w:val="es-CO"/>
+              </w:rPr>
+              <w:t xml:space="preserve">{{ </w:t>
+            </w:r>
+            <w:proofErr w:type="spellStart"/>
+            <w:r>
+              <w:rPr>
+                <w:rFonts w:ascii="Arial" w:hAnsi="Arial" w:cs="Arial"/>
+                <w:b/>
+                <w:bCs/>
+                <w:sz w:val="20"/>
+                <w:szCs w:val="20"/>
+                <w:lang w:val="es-CO"/>
+              </w:rPr>
+              <w:t>f</w:t>
+            </w:r>
+            <w:proofErr w:type="gramEnd"/>
+            <w:r>
+              <w:rPr>
+                <w:rFonts w:ascii="Arial" w:hAnsi="Arial" w:cs="Arial"/>
+                <w:b/>
+                <w:bCs/>
+                <w:sz w:val="20"/>
+                <w:szCs w:val="20"/>
+                <w:lang w:val="es-CO"/>
+              </w:rPr>
+              <w:t>_recepcion_texto</w:t>
+            </w:r>
+            <w:proofErr w:type="spellEnd"/>
+            <w:r>
+              <w:rPr>
+                <w:rFonts w:ascii="Arial" w:hAnsi="Arial" w:cs="Arial"/>
+                <w:b/>
+                <w:bCs/>
+                <w:sz w:val="20"/>
+                <w:szCs w:val="20"/>
+                <w:lang w:val="es-CO"/>
+              </w:rPr>
+              <w:t xml:space="preserve"> }}</w:t>
             </w:r>
           </w:p>
         </w:tc>
@@ -1562,13 +2628,86 @@
           <w:sz w:val="20"/>
           <w:lang w:val="es-CO"/>
         </w:rPr>
-        <w:t xml:space="preserve">{% endif %} </w:t>
+        <w:t xml:space="preserve">{% </w:t>
+      </w:r>
+      <w:proofErr w:type="spellStart"/>
+      <w:r>
+        <w:rPr>
+          <w:rFonts w:ascii="Arial;sans-serif" w:eastAsia="Arial MT" w:hAnsi="Arial;sans-serif" w:cs="Arial MT"/>
+          <w:b w:val="0"/>
+          <w:sz w:val="20"/>
+          <w:lang w:val="es-CO"/>
+        </w:rPr>
+        <w:t>endif</w:t>
+      </w:r>
+      <w:proofErr w:type="spellEnd"/>
+      <w:r>
+        <w:rPr>
+          <w:rFonts w:ascii="Arial;sans-serif" w:eastAsia="Arial MT" w:hAnsi="Arial;sans-serif" w:cs="Arial MT"/>
+          <w:b w:val="0"/>
+          <w:sz w:val="20"/>
+          <w:lang w:val="es-CO"/>
+        </w:rPr>
+        <w:t xml:space="preserve"> %} </w:t>
       </w:r>
     </w:p>
     <w:p>
       <w:r>
-        <w:t>Para constancia se firma en Municipio de {{ col_municipio }}, el día {{ f_cierre_texto }} Hora 11:30 a.m</w:t>
-      </w:r>
+        <w:t xml:space="preserve">Para constancia se firma en Municipio de </w:t>
+      </w:r>
+      <w:proofErr w:type="gramStart"/>
+      <w:r>
+        <w:t xml:space="preserve">{{ </w:t>
+      </w:r>
+      <w:proofErr w:type="spellStart"/>
+      <w:r>
+        <w:t>col</w:t>
+      </w:r>
+      <w:proofErr w:type="gramEnd"/>
+      <w:r>
+        <w:t>_</w:t>
+      </w:r>
+      <w:proofErr w:type="gramStart"/>
+      <w:r>
+        <w:t>municipio</w:t>
+      </w:r>
+      <w:proofErr w:type="spellEnd"/>
+      <w:r>
+        <w:t xml:space="preserve"> }</w:t>
+      </w:r>
+      <w:proofErr w:type="gramEnd"/>
+      <w:r>
+        <w:t xml:space="preserve">}, el día </w:t>
+      </w:r>
+      <w:proofErr w:type="gramStart"/>
+      <w:r>
+        <w:t xml:space="preserve">{{ </w:t>
+      </w:r>
+      <w:proofErr w:type="spellStart"/>
+      <w:r>
+        <w:t>f</w:t>
+      </w:r>
+      <w:proofErr w:type="gramEnd"/>
+      <w:r>
+        <w:t>_cierre_</w:t>
+      </w:r>
+      <w:proofErr w:type="gramStart"/>
+      <w:r>
+        <w:t>texto</w:t>
+      </w:r>
+      <w:proofErr w:type="spellEnd"/>
+      <w:r>
+        <w:t xml:space="preserve"> }</w:t>
+      </w:r>
+      <w:proofErr w:type="gramEnd"/>
+      <w:r>
+        <w:t xml:space="preserve">} Hora 11:30 </w:t>
+      </w:r>
+      <w:proofErr w:type="spellStart"/>
+      <w:r>
+        <w:t>a.m</w:t>
+      </w:r>
+      <w:proofErr w:type="spellEnd"/>
     </w:p>
     <w:p/>
     <w:p>
@@ -1589,11 +2728,19 @@
           <w:lang w:val="es-CO"/>
         </w:rPr>
       </w:pPr>
+      <w:proofErr w:type="gramStart"/>
       <w:r>
         <w:rPr>
           <w:lang w:val="es-CO"/>
         </w:rPr>
-        <w:t>{{ firma }}</w:t>
+        <w:t>{{ firma</w:t>
+      </w:r>
+      <w:proofErr w:type="gramEnd"/>
+      <w:r>
+        <w:rPr>
+          <w:lang w:val="es-CO"/>
+        </w:rPr>
+        <w:t xml:space="preserve"> }}</w:t>
       </w:r>
     </w:p>
     <w:p>
@@ -1602,11 +2749,47 @@
           <w:lang w:val="es-CO"/>
         </w:rPr>
       </w:pPr>
+      <w:proofErr w:type="gramStart"/>
       <w:r>
         <w:rPr>
           <w:lang w:val="es-CO"/>
         </w:rPr>
-        <w:t>{{ col_rector }}</w:t>
+        <w:t xml:space="preserve">{{ </w:t>
+      </w:r>
+      <w:proofErr w:type="spellStart"/>
+      <w:r>
+        <w:rPr>
+          <w:lang w:val="es-CO"/>
+        </w:rPr>
+        <w:t>col</w:t>
+      </w:r>
+      <w:proofErr w:type="gramEnd"/>
+      <w:r>
+        <w:rPr>
+          <w:lang w:val="es-CO"/>
+        </w:rPr>
+        <w:t>_</w:t>
+      </w:r>
+      <w:proofErr w:type="gramStart"/>
+      <w:r>
+        <w:rPr>
+          <w:lang w:val="es-CO"/>
+        </w:rPr>
+        <w:t>rector</w:t>
+      </w:r>
+      <w:proofErr w:type="spellEnd"/>
+      <w:r>
+        <w:rPr>
+          <w:lang w:val="es-CO"/>
+        </w:rPr>
+        <w:t xml:space="preserve"> }</w:t>
+      </w:r>
+      <w:proofErr w:type="gramEnd"/>
+      <w:r>
+        <w:rPr>
+          <w:lang w:val="es-CO"/>
+        </w:rPr>
+        <w:t>}</w:t>
       </w:r>
     </w:p>
     <w:p>
